--- a/wandermind-studio/promotion-packs/Dicky/WanderMind_Dicky_Panduan_Lengkap_ID.docx
+++ b/wandermind-studio/promotion-packs/Dicky/WanderMind_Dicky_Panduan_Lengkap_ID.docx
@@ -1346,7 +1346,7 @@
               <w:t>Bali may look close on a map, but a comfortable day still needs a sensible route.</w:t>
               <w:br/>
               <w:br/>
-              <w:t>I'm Dicky, a local driver in Bali. I help guests provide airport transfers, private day trips, and routes arranged around each guest's travel direction.</w:t>
+              <w:t>I'm Dicky, a local driver in Bali. I help guests plan airport transfers, private day trips, and routes around each guest's travel direction.</w:t>
               <w:br/>
               <w:br/>
               <w:t>With WanderMind, travellers can send dates, group size, preferred areas and vehicle needs in one request. Explore the Bali routes, choose my name, and use the link in my bio:</w:t>
